--- a/fra/docx/009.content.docx
+++ b/fra/docx/009.content.docx
@@ -4166,6 +4166,135 @@
           <w:lang w:val="fr_FR" w:bidi="fr_FR"/>
         </w:rPr>
         <w:t>étranger</w:t>
+      </w:r>
+      <w:r>
+        <w:rPr>
+          <w:lang w:val="fr_FR" w:bidi="fr_FR"/>
+        </w:rPr>
+        <w:t>.</w:t>
+      </w:r>
+      <w:r>
+        <w:rPr>
+          <w:lang w:val="fr_FR" w:bidi="fr_FR"/>
+        </w:rPr>
+      </w:r>
+      <w:r>
+        <w:rPr>
+          <w:lang w:val="fr_FR" w:bidi="fr_FR"/>
+        </w:rPr>
+      </w:r>
+    </w:p>
+    <w:p>
+      <w:pPr/>
+      <w:r>
+        <w:rPr>
+          <w:lang w:val="fr_FR" w:bidi="fr_FR"/>
+        </w:rPr>
+      </w:r>
+    </w:p>
+    <w:p>
+      <w:pPr>
+        <w:pStyle w:val="Heading2"/>
+      </w:pPr>
+      <w:r>
+        <w:rPr>
+          <w:lang w:val="fr_FR" w:bidi="fr_FR"/>
+        </w:rPr>
+        <w:t>imposition des mains</w:t>
+      </w:r>
+      <w:r>
+        <w:rPr>
+          <w:lang w:val="fr_FR" w:bidi="fr_FR"/>
+        </w:rPr>
+      </w:r>
+    </w:p>
+    <w:p>
+      <w:pPr/>
+      <w:r>
+        <w:rPr>
+          <w:lang w:val="fr_FR" w:bidi="fr_FR"/>
+        </w:rPr>
+      </w:r>
+      <w:r>
+        <w:rPr>
+          <w:lang w:val="fr_FR" w:bidi="fr_FR"/>
+        </w:rPr>
+        <w:t>Geste symbolique consistant à placer une ou deux mains sur une personne. Dans la Bible, ce geste pouvait exprimer la bénédiction, la guérison, la transmission de l’autorité ou la consécration d’une personne à un ministère ou à un rôle particuliers (</w:t>
+      </w:r>
+      <w:r>
+        <w:rPr>
+          <w:lang w:val="fr_FR" w:bidi="fr_FR"/>
+        </w:rPr>
+        <w:t>Gn 48.14–20</w:t>
+      </w:r>
+      <w:r>
+        <w:rPr>
+          <w:lang w:val="fr_FR" w:bidi="fr_FR"/>
+        </w:rPr>
+        <w:t xml:space="preserve"> ; </w:t>
+      </w:r>
+      <w:r>
+        <w:rPr>
+          <w:lang w:val="fr_FR" w:bidi="fr_FR"/>
+        </w:rPr>
+        <w:t>Mc 6.5</w:t>
+      </w:r>
+      <w:r>
+        <w:rPr>
+          <w:lang w:val="fr_FR" w:bidi="fr_FR"/>
+        </w:rPr>
+        <w:t xml:space="preserve"> ; </w:t>
+      </w:r>
+      <w:r>
+        <w:rPr>
+          <w:lang w:val="fr_FR" w:bidi="fr_FR"/>
+        </w:rPr>
+        <w:t>Ac 6.6</w:t>
+      </w:r>
+      <w:r>
+        <w:rPr>
+          <w:lang w:val="fr_FR" w:bidi="fr_FR"/>
+        </w:rPr>
+        <w:t xml:space="preserve"> ; </w:t>
+      </w:r>
+      <w:r>
+        <w:rPr>
+          <w:lang w:val="fr_FR" w:bidi="fr_FR"/>
+        </w:rPr>
+        <w:t>1Tm 4.14</w:t>
+      </w:r>
+      <w:r>
+        <w:rPr>
+          <w:lang w:val="fr_FR" w:bidi="fr_FR"/>
+        </w:rPr>
+        <w:t>).</w:t>
+      </w:r>
+    </w:p>
+    <w:p>
+      <w:pPr/>
+      <w:r>
+        <w:rPr>
+          <w:lang w:val="fr_FR" w:bidi="fr_FR"/>
+        </w:rPr>
+      </w:r>
+      <w:r>
+        <w:rPr>
+          <w:i/>
+          <w:lang w:val="fr_FR" w:bidi="fr_FR"/>
+        </w:rPr>
+        <w:t>Voir</w:t>
+      </w:r>
+      <w:r>
+        <w:rPr>
+          <w:lang w:val="fr_FR" w:bidi="fr_FR"/>
+        </w:rPr>
+        <w:t xml:space="preserve"> </w:t>
+      </w:r>
+      <w:r>
+        <w:rPr>
+          <w:lang w:val="fr_FR" w:bidi="fr_FR"/>
+        </w:rPr>
+        <w:t>main</w:t>
       </w:r>
       <w:r>
         <w:rPr>

--- a/fra/docx/009.content.docx
+++ b/fra/docx/009.content.docx
@@ -1896,7 +1896,31 @@
         <w:rPr>
           <w:lang w:val="fr_FR" w:bidi="fr_FR"/>
         </w:rPr>
-        <w:t>5.10–11, 6.9, 10.7</w:t>
+        <w:t>5.10–11</w:t>
+      </w:r>
+      <w:r>
+        <w:rPr>
+          <w:lang w:val="fr_FR" w:bidi="fr_FR"/>
+        </w:rPr>
+        <w:t xml:space="preserve">, </w:t>
+      </w:r>
+      <w:r>
+        <w:rPr>
+          <w:lang w:val="fr_FR" w:bidi="fr_FR"/>
+        </w:rPr>
+        <w:t>6.9</w:t>
+      </w:r>
+      <w:r>
+        <w:rPr>
+          <w:lang w:val="fr_FR" w:bidi="fr_FR"/>
+        </w:rPr>
+        <w:t xml:space="preserve">, </w:t>
+      </w:r>
+      <w:r>
+        <w:rPr>
+          <w:lang w:val="fr_FR" w:bidi="fr_FR"/>
+        </w:rPr>
+        <w:t>10.7</w:t>
       </w:r>
       <w:r>
         <w:rPr>
